--- a/docs/職員室テレビ表示案.docx
+++ b/docs/職員室テレビ表示案.docx
@@ -1139,51 +1139,32 @@
               <w:bottom w:val="single" w:color="D9DBD4" w:sz="4"/>
               <w:right w:val="single" w:color="D9DBD4" w:sz="4"/>
             </w:tcBorders>
-            <w:tcMar>
-              <w:top w:type="dxa" w:w="80"/>
-              <w:left w:type="dxa" w:w="120"/>
-              <w:bottom w:type="dxa" w:w="80"/>
-              <w:right w:type="dxa" w:w="120"/>
-            </w:tcMar>
-            <w:vAlign w:val="center"/>
-          </w:tcPr>
-          <w:tc>
-            <w:tcPr>
-              <w:tcW w:type="dxa" w:w="1900"/>
-              <w:tcBorders>
-                <w:top w:val="single" w:color="D9DBD4" w:sz="4"/>
-                <w:left w:val="single" w:color="D9DBD4" w:sz="4"/>
-                <w:bottom w:val="single" w:color="D9DBD4" w:sz="4"/>
-                <w:right w:val="single" w:color="D9DBD4" w:sz="4"/>
-              </w:tcBorders>
-              <w:shd w:fill="E1EFE5" w:color="auto" w:val="clear"/>
-              <w:tcMar>
-                <w:top w:type="dxa" w:w="80"/>
-                <w:left w:type="dxa" w:w="120"/>
-                <w:bottom w:type="dxa" w:w="80"/>
-                <w:right w:type="dxa" w:w="120"/>
-              </w:tcMar>
-              <w:vAlign w:val="center"/>
-            </w:tcPr>
-            <w:p>
-              <w:pPr>
-                <w:spacing w:after="0" w:line="300"/>
-                <w:jc w:val="center"/>
-              </w:pPr>
-              <w:r>
-                <w:rPr>
-                  <w:rFonts w:ascii="Yu Gothic" w:cs="Yu Gothic" w:eastAsia="Yu Gothic" w:hAnsi="Yu Gothic"/>
-                  <w:b/>
-                  <w:bCs/>
-                  <w:color w:val="2F6F48"/>
-                  <w:sz w:val="19"/>
-                  <w:szCs w:val="19"/>
-                </w:rPr>
-                <w:t xml:space="preserve">〇 表示</w:t>
-              </w:r>
-            </w:p>
-          </w:tc>
-          <w:p/>
+            <w:shd w:fill="E1EFE5" w:color="auto" w:val="clear"/>
+            <w:tcMar>
+              <w:top w:type="dxa" w:w="80"/>
+              <w:left w:type="dxa" w:w="120"/>
+              <w:bottom w:type="dxa" w:w="80"/>
+              <w:right w:type="dxa" w:w="120"/>
+            </w:tcMar>
+            <w:vAlign w:val="center"/>
+          </w:tcPr>
+          <w:p>
+            <w:pPr>
+              <w:spacing w:after="0" w:line="300"/>
+              <w:jc w:val="center"/>
+            </w:pPr>
+            <w:r>
+              <w:rPr>
+                <w:rFonts w:ascii="Yu Gothic" w:cs="Yu Gothic" w:eastAsia="Yu Gothic" w:hAnsi="Yu Gothic"/>
+                <w:b/>
+                <w:bCs/>
+                <w:color w:val="2F6F48"/>
+                <w:sz w:val="19"/>
+                <w:szCs w:val="19"/>
+              </w:rPr>
+              <w:t xml:space="preserve">〇 表示</w:t>
+            </w:r>
+          </w:p>
         </w:tc>
         <w:tc>
           <w:tcPr>
@@ -1263,52 +1244,32 @@
               <w:bottom w:val="single" w:color="D9DBD4" w:sz="4"/>
               <w:right w:val="single" w:color="D9DBD4" w:sz="4"/>
             </w:tcBorders>
-            <w:shd w:fill="F6F7F4" w:color="auto" w:val="clear"/>
-            <w:tcMar>
-              <w:top w:type="dxa" w:w="80"/>
-              <w:left w:type="dxa" w:w="120"/>
-              <w:bottom w:type="dxa" w:w="80"/>
-              <w:right w:type="dxa" w:w="120"/>
-            </w:tcMar>
-            <w:vAlign w:val="center"/>
-          </w:tcPr>
-          <w:tc>
-            <w:tcPr>
-              <w:tcW w:type="dxa" w:w="1900"/>
-              <w:tcBorders>
-                <w:top w:val="single" w:color="D9DBD4" w:sz="4"/>
-                <w:left w:val="single" w:color="D9DBD4" w:sz="4"/>
-                <w:bottom w:val="single" w:color="D9DBD4" w:sz="4"/>
-                <w:right w:val="single" w:color="D9DBD4" w:sz="4"/>
-              </w:tcBorders>
-              <w:shd w:fill="E1EFE5" w:color="auto" w:val="clear"/>
-              <w:tcMar>
-                <w:top w:type="dxa" w:w="80"/>
-                <w:left w:type="dxa" w:w="120"/>
-                <w:bottom w:type="dxa" w:w="80"/>
-                <w:right w:type="dxa" w:w="120"/>
-              </w:tcMar>
-              <w:vAlign w:val="center"/>
-            </w:tcPr>
-            <w:p>
-              <w:pPr>
-                <w:spacing w:after="0" w:line="300"/>
-                <w:jc w:val="center"/>
-              </w:pPr>
-              <w:r>
-                <w:rPr>
-                  <w:rFonts w:ascii="Yu Gothic" w:cs="Yu Gothic" w:eastAsia="Yu Gothic" w:hAnsi="Yu Gothic"/>
-                  <w:b/>
-                  <w:bCs/>
-                  <w:color w:val="2F6F48"/>
-                  <w:sz w:val="19"/>
-                  <w:szCs w:val="19"/>
-                </w:rPr>
-                <w:t xml:space="preserve">〇 表示</w:t>
-              </w:r>
-            </w:p>
-          </w:tc>
-          <w:p/>
+            <w:shd w:fill="E1EFE5" w:color="auto" w:val="clear"/>
+            <w:tcMar>
+              <w:top w:type="dxa" w:w="80"/>
+              <w:left w:type="dxa" w:w="120"/>
+              <w:bottom w:type="dxa" w:w="80"/>
+              <w:right w:type="dxa" w:w="120"/>
+            </w:tcMar>
+            <w:vAlign w:val="center"/>
+          </w:tcPr>
+          <w:p>
+            <w:pPr>
+              <w:spacing w:after="0" w:line="300"/>
+              <w:jc w:val="center"/>
+            </w:pPr>
+            <w:r>
+              <w:rPr>
+                <w:rFonts w:ascii="Yu Gothic" w:cs="Yu Gothic" w:eastAsia="Yu Gothic" w:hAnsi="Yu Gothic"/>
+                <w:b/>
+                <w:bCs/>
+                <w:color w:val="2F6F48"/>
+                <w:sz w:val="19"/>
+                <w:szCs w:val="19"/>
+              </w:rPr>
+              <w:t xml:space="preserve">〇 表示</w:t>
+            </w:r>
+          </w:p>
         </w:tc>
         <w:tc>
           <w:tcPr>
@@ -1388,51 +1349,32 @@
               <w:bottom w:val="single" w:color="D9DBD4" w:sz="4"/>
               <w:right w:val="single" w:color="D9DBD4" w:sz="4"/>
             </w:tcBorders>
-            <w:tcMar>
-              <w:top w:type="dxa" w:w="80"/>
-              <w:left w:type="dxa" w:w="120"/>
-              <w:bottom w:type="dxa" w:w="80"/>
-              <w:right w:type="dxa" w:w="120"/>
-            </w:tcMar>
-            <w:vAlign w:val="center"/>
-          </w:tcPr>
-          <w:tc>
-            <w:tcPr>
-              <w:tcW w:type="dxa" w:w="1900"/>
-              <w:tcBorders>
-                <w:top w:val="single" w:color="D9DBD4" w:sz="4"/>
-                <w:left w:val="single" w:color="D9DBD4" w:sz="4"/>
-                <w:bottom w:val="single" w:color="D9DBD4" w:sz="4"/>
-                <w:right w:val="single" w:color="D9DBD4" w:sz="4"/>
-              </w:tcBorders>
-              <w:shd w:fill="FBEEDC" w:color="auto" w:val="clear"/>
-              <w:tcMar>
-                <w:top w:type="dxa" w:w="80"/>
-                <w:left w:type="dxa" w:w="120"/>
-                <w:bottom w:type="dxa" w:w="80"/>
-                <w:right w:type="dxa" w:w="120"/>
-              </w:tcMar>
-              <w:vAlign w:val="center"/>
-            </w:tcPr>
-            <w:p>
-              <w:pPr>
-                <w:spacing w:after="0" w:line="300"/>
-                <w:jc w:val="center"/>
-              </w:pPr>
-              <w:r>
-                <w:rPr>
-                  <w:rFonts w:ascii="Yu Gothic" w:cs="Yu Gothic" w:eastAsia="Yu Gothic" w:hAnsi="Yu Gothic"/>
-                  <w:b/>
-                  <w:bCs/>
-                  <w:color w:val="B45309"/>
-                  <w:sz w:val="19"/>
-                  <w:szCs w:val="19"/>
-                </w:rPr>
-                <w:t xml:space="preserve">△ 条件付き</w:t>
-              </w:r>
-            </w:p>
-          </w:tc>
-          <w:p/>
+            <w:shd w:fill="FBEEDC" w:color="auto" w:val="clear"/>
+            <w:tcMar>
+              <w:top w:type="dxa" w:w="80"/>
+              <w:left w:type="dxa" w:w="120"/>
+              <w:bottom w:type="dxa" w:w="80"/>
+              <w:right w:type="dxa" w:w="120"/>
+            </w:tcMar>
+            <w:vAlign w:val="center"/>
+          </w:tcPr>
+          <w:p>
+            <w:pPr>
+              <w:spacing w:after="0" w:line="300"/>
+              <w:jc w:val="center"/>
+            </w:pPr>
+            <w:r>
+              <w:rPr>
+                <w:rFonts w:ascii="Yu Gothic" w:cs="Yu Gothic" w:eastAsia="Yu Gothic" w:hAnsi="Yu Gothic"/>
+                <w:b/>
+                <w:bCs/>
+                <w:color w:val="B45309"/>
+                <w:sz w:val="19"/>
+                <w:szCs w:val="19"/>
+              </w:rPr>
+              <w:t xml:space="preserve">△ 条件付き</w:t>
+            </w:r>
+          </w:p>
         </w:tc>
         <w:tc>
           <w:tcPr>
@@ -1512,52 +1454,32 @@
               <w:bottom w:val="single" w:color="D9DBD4" w:sz="4"/>
               <w:right w:val="single" w:color="D9DBD4" w:sz="4"/>
             </w:tcBorders>
-            <w:shd w:fill="F6F7F4" w:color="auto" w:val="clear"/>
-            <w:tcMar>
-              <w:top w:type="dxa" w:w="80"/>
-              <w:left w:type="dxa" w:w="120"/>
-              <w:bottom w:type="dxa" w:w="80"/>
-              <w:right w:type="dxa" w:w="120"/>
-            </w:tcMar>
-            <w:vAlign w:val="center"/>
-          </w:tcPr>
-          <w:tc>
-            <w:tcPr>
-              <w:tcW w:type="dxa" w:w="1900"/>
-              <w:tcBorders>
-                <w:top w:val="single" w:color="D9DBD4" w:sz="4"/>
-                <w:left w:val="single" w:color="D9DBD4" w:sz="4"/>
-                <w:bottom w:val="single" w:color="D9DBD4" w:sz="4"/>
-                <w:right w:val="single" w:color="D9DBD4" w:sz="4"/>
-              </w:tcBorders>
-              <w:shd w:fill="E1EFE5" w:color="auto" w:val="clear"/>
-              <w:tcMar>
-                <w:top w:type="dxa" w:w="80"/>
-                <w:left w:type="dxa" w:w="120"/>
-                <w:bottom w:type="dxa" w:w="80"/>
-                <w:right w:type="dxa" w:w="120"/>
-              </w:tcMar>
-              <w:vAlign w:val="center"/>
-            </w:tcPr>
-            <w:p>
-              <w:pPr>
-                <w:spacing w:after="0" w:line="300"/>
-                <w:jc w:val="center"/>
-              </w:pPr>
-              <w:r>
-                <w:rPr>
-                  <w:rFonts w:ascii="Yu Gothic" w:cs="Yu Gothic" w:eastAsia="Yu Gothic" w:hAnsi="Yu Gothic"/>
-                  <w:b/>
-                  <w:bCs/>
-                  <w:color w:val="2F6F48"/>
-                  <w:sz w:val="19"/>
-                  <w:szCs w:val="19"/>
-                </w:rPr>
-                <w:t xml:space="preserve">〇 表示</w:t>
-              </w:r>
-            </w:p>
-          </w:tc>
-          <w:p/>
+            <w:shd w:fill="E1EFE5" w:color="auto" w:val="clear"/>
+            <w:tcMar>
+              <w:top w:type="dxa" w:w="80"/>
+              <w:left w:type="dxa" w:w="120"/>
+              <w:bottom w:type="dxa" w:w="80"/>
+              <w:right w:type="dxa" w:w="120"/>
+            </w:tcMar>
+            <w:vAlign w:val="center"/>
+          </w:tcPr>
+          <w:p>
+            <w:pPr>
+              <w:spacing w:after="0" w:line="300"/>
+              <w:jc w:val="center"/>
+            </w:pPr>
+            <w:r>
+              <w:rPr>
+                <w:rFonts w:ascii="Yu Gothic" w:cs="Yu Gothic" w:eastAsia="Yu Gothic" w:hAnsi="Yu Gothic"/>
+                <w:b/>
+                <w:bCs/>
+                <w:color w:val="2F6F48"/>
+                <w:sz w:val="19"/>
+                <w:szCs w:val="19"/>
+              </w:rPr>
+              <w:t xml:space="preserve">〇 表示</w:t>
+            </w:r>
+          </w:p>
         </w:tc>
         <w:tc>
           <w:tcPr>
@@ -1637,51 +1559,32 @@
               <w:bottom w:val="single" w:color="D9DBD4" w:sz="4"/>
               <w:right w:val="single" w:color="D9DBD4" w:sz="4"/>
             </w:tcBorders>
-            <w:tcMar>
-              <w:top w:type="dxa" w:w="80"/>
-              <w:left w:type="dxa" w:w="120"/>
-              <w:bottom w:type="dxa" w:w="80"/>
-              <w:right w:type="dxa" w:w="120"/>
-            </w:tcMar>
-            <w:vAlign w:val="center"/>
-          </w:tcPr>
-          <w:tc>
-            <w:tcPr>
-              <w:tcW w:type="dxa" w:w="1900"/>
-              <w:tcBorders>
-                <w:top w:val="single" w:color="D9DBD4" w:sz="4"/>
-                <w:left w:val="single" w:color="D9DBD4" w:sz="4"/>
-                <w:bottom w:val="single" w:color="D9DBD4" w:sz="4"/>
-                <w:right w:val="single" w:color="D9DBD4" w:sz="4"/>
-              </w:tcBorders>
-              <w:shd w:fill="E1EFE5" w:color="auto" w:val="clear"/>
-              <w:tcMar>
-                <w:top w:type="dxa" w:w="80"/>
-                <w:left w:type="dxa" w:w="120"/>
-                <w:bottom w:type="dxa" w:w="80"/>
-                <w:right w:type="dxa" w:w="120"/>
-              </w:tcMar>
-              <w:vAlign w:val="center"/>
-            </w:tcPr>
-            <w:p>
-              <w:pPr>
-                <w:spacing w:after="0" w:line="300"/>
-                <w:jc w:val="center"/>
-              </w:pPr>
-              <w:r>
-                <w:rPr>
-                  <w:rFonts w:ascii="Yu Gothic" w:cs="Yu Gothic" w:eastAsia="Yu Gothic" w:hAnsi="Yu Gothic"/>
-                  <w:b/>
-                  <w:bCs/>
-                  <w:color w:val="2F6F48"/>
-                  <w:sz w:val="19"/>
-                  <w:szCs w:val="19"/>
-                </w:rPr>
-                <w:t xml:space="preserve">〇 表示</w:t>
-              </w:r>
-            </w:p>
-          </w:tc>
-          <w:p/>
+            <w:shd w:fill="E1EFE5" w:color="auto" w:val="clear"/>
+            <w:tcMar>
+              <w:top w:type="dxa" w:w="80"/>
+              <w:left w:type="dxa" w:w="120"/>
+              <w:bottom w:type="dxa" w:w="80"/>
+              <w:right w:type="dxa" w:w="120"/>
+            </w:tcMar>
+            <w:vAlign w:val="center"/>
+          </w:tcPr>
+          <w:p>
+            <w:pPr>
+              <w:spacing w:after="0" w:line="300"/>
+              <w:jc w:val="center"/>
+            </w:pPr>
+            <w:r>
+              <w:rPr>
+                <w:rFonts w:ascii="Yu Gothic" w:cs="Yu Gothic" w:eastAsia="Yu Gothic" w:hAnsi="Yu Gothic"/>
+                <w:b/>
+                <w:bCs/>
+                <w:color w:val="2F6F48"/>
+                <w:sz w:val="19"/>
+                <w:szCs w:val="19"/>
+              </w:rPr>
+              <w:t xml:space="preserve">〇 表示</w:t>
+            </w:r>
+          </w:p>
         </w:tc>
         <w:tc>
           <w:tcPr>
@@ -1761,52 +1664,32 @@
               <w:bottom w:val="single" w:color="D9DBD4" w:sz="4"/>
               <w:right w:val="single" w:color="D9DBD4" w:sz="4"/>
             </w:tcBorders>
-            <w:shd w:fill="F6F7F4" w:color="auto" w:val="clear"/>
-            <w:tcMar>
-              <w:top w:type="dxa" w:w="80"/>
-              <w:left w:type="dxa" w:w="120"/>
-              <w:bottom w:type="dxa" w:w="80"/>
-              <w:right w:type="dxa" w:w="120"/>
-            </w:tcMar>
-            <w:vAlign w:val="center"/>
-          </w:tcPr>
-          <w:tc>
-            <w:tcPr>
-              <w:tcW w:type="dxa" w:w="1900"/>
-              <w:tcBorders>
-                <w:top w:val="single" w:color="D9DBD4" w:sz="4"/>
-                <w:left w:val="single" w:color="D9DBD4" w:sz="4"/>
-                <w:bottom w:val="single" w:color="D9DBD4" w:sz="4"/>
-                <w:right w:val="single" w:color="D9DBD4" w:sz="4"/>
-              </w:tcBorders>
-              <w:shd w:fill="E1EFE5" w:color="auto" w:val="clear"/>
-              <w:tcMar>
-                <w:top w:type="dxa" w:w="80"/>
-                <w:left w:type="dxa" w:w="120"/>
-                <w:bottom w:type="dxa" w:w="80"/>
-                <w:right w:type="dxa" w:w="120"/>
-              </w:tcMar>
-              <w:vAlign w:val="center"/>
-            </w:tcPr>
-            <w:p>
-              <w:pPr>
-                <w:spacing w:after="0" w:line="300"/>
-                <w:jc w:val="center"/>
-              </w:pPr>
-              <w:r>
-                <w:rPr>
-                  <w:rFonts w:ascii="Yu Gothic" w:cs="Yu Gothic" w:eastAsia="Yu Gothic" w:hAnsi="Yu Gothic"/>
-                  <w:b/>
-                  <w:bCs/>
-                  <w:color w:val="2F6F48"/>
-                  <w:sz w:val="19"/>
-                  <w:szCs w:val="19"/>
-                </w:rPr>
-                <w:t xml:space="preserve">〇 表示</w:t>
-              </w:r>
-            </w:p>
-          </w:tc>
-          <w:p/>
+            <w:shd w:fill="E1EFE5" w:color="auto" w:val="clear"/>
+            <w:tcMar>
+              <w:top w:type="dxa" w:w="80"/>
+              <w:left w:type="dxa" w:w="120"/>
+              <w:bottom w:type="dxa" w:w="80"/>
+              <w:right w:type="dxa" w:w="120"/>
+            </w:tcMar>
+            <w:vAlign w:val="center"/>
+          </w:tcPr>
+          <w:p>
+            <w:pPr>
+              <w:spacing w:after="0" w:line="300"/>
+              <w:jc w:val="center"/>
+            </w:pPr>
+            <w:r>
+              <w:rPr>
+                <w:rFonts w:ascii="Yu Gothic" w:cs="Yu Gothic" w:eastAsia="Yu Gothic" w:hAnsi="Yu Gothic"/>
+                <w:b/>
+                <w:bCs/>
+                <w:color w:val="2F6F48"/>
+                <w:sz w:val="19"/>
+                <w:szCs w:val="19"/>
+              </w:rPr>
+              <w:t xml:space="preserve">〇 表示</w:t>
+            </w:r>
+          </w:p>
         </w:tc>
         <w:tc>
           <w:tcPr>
@@ -1886,51 +1769,32 @@
               <w:bottom w:val="single" w:color="D9DBD4" w:sz="4"/>
               <w:right w:val="single" w:color="D9DBD4" w:sz="4"/>
             </w:tcBorders>
-            <w:tcMar>
-              <w:top w:type="dxa" w:w="80"/>
-              <w:left w:type="dxa" w:w="120"/>
-              <w:bottom w:type="dxa" w:w="80"/>
-              <w:right w:type="dxa" w:w="120"/>
-            </w:tcMar>
-            <w:vAlign w:val="center"/>
-          </w:tcPr>
-          <w:tc>
-            <w:tcPr>
-              <w:tcW w:type="dxa" w:w="1900"/>
-              <w:tcBorders>
-                <w:top w:val="single" w:color="D9DBD4" w:sz="4"/>
-                <w:left w:val="single" w:color="D9DBD4" w:sz="4"/>
-                <w:bottom w:val="single" w:color="D9DBD4" w:sz="4"/>
-                <w:right w:val="single" w:color="D9DBD4" w:sz="4"/>
-              </w:tcBorders>
-              <w:shd w:fill="FBEEDC" w:color="auto" w:val="clear"/>
-              <w:tcMar>
-                <w:top w:type="dxa" w:w="80"/>
-                <w:left w:type="dxa" w:w="120"/>
-                <w:bottom w:type="dxa" w:w="80"/>
-                <w:right w:type="dxa" w:w="120"/>
-              </w:tcMar>
-              <w:vAlign w:val="center"/>
-            </w:tcPr>
-            <w:p>
-              <w:pPr>
-                <w:spacing w:after="0" w:line="300"/>
-                <w:jc w:val="center"/>
-              </w:pPr>
-              <w:r>
-                <w:rPr>
-                  <w:rFonts w:ascii="Yu Gothic" w:cs="Yu Gothic" w:eastAsia="Yu Gothic" w:hAnsi="Yu Gothic"/>
-                  <w:b/>
-                  <w:bCs/>
-                  <w:color w:val="B45309"/>
-                  <w:sz w:val="19"/>
-                  <w:szCs w:val="19"/>
-                </w:rPr>
-                <w:t xml:space="preserve">△ 条件付き</w:t>
-              </w:r>
-            </w:p>
-          </w:tc>
-          <w:p/>
+            <w:shd w:fill="FBEEDC" w:color="auto" w:val="clear"/>
+            <w:tcMar>
+              <w:top w:type="dxa" w:w="80"/>
+              <w:left w:type="dxa" w:w="120"/>
+              <w:bottom w:type="dxa" w:w="80"/>
+              <w:right w:type="dxa" w:w="120"/>
+            </w:tcMar>
+            <w:vAlign w:val="center"/>
+          </w:tcPr>
+          <w:p>
+            <w:pPr>
+              <w:spacing w:after="0" w:line="300"/>
+              <w:jc w:val="center"/>
+            </w:pPr>
+            <w:r>
+              <w:rPr>
+                <w:rFonts w:ascii="Yu Gothic" w:cs="Yu Gothic" w:eastAsia="Yu Gothic" w:hAnsi="Yu Gothic"/>
+                <w:b/>
+                <w:bCs/>
+                <w:color w:val="B45309"/>
+                <w:sz w:val="19"/>
+                <w:szCs w:val="19"/>
+              </w:rPr>
+              <w:t xml:space="preserve">△ 条件付き</w:t>
+            </w:r>
+          </w:p>
         </w:tc>
         <w:tc>
           <w:tcPr>
@@ -2010,52 +1874,32 @@
               <w:bottom w:val="single" w:color="D9DBD4" w:sz="4"/>
               <w:right w:val="single" w:color="D9DBD4" w:sz="4"/>
             </w:tcBorders>
-            <w:shd w:fill="F6F7F4" w:color="auto" w:val="clear"/>
-            <w:tcMar>
-              <w:top w:type="dxa" w:w="80"/>
-              <w:left w:type="dxa" w:w="120"/>
-              <w:bottom w:type="dxa" w:w="80"/>
-              <w:right w:type="dxa" w:w="120"/>
-            </w:tcMar>
-            <w:vAlign w:val="center"/>
-          </w:tcPr>
-          <w:tc>
-            <w:tcPr>
-              <w:tcW w:type="dxa" w:w="1900"/>
-              <w:tcBorders>
-                <w:top w:val="single" w:color="D9DBD4" w:sz="4"/>
-                <w:left w:val="single" w:color="D9DBD4" w:sz="4"/>
-                <w:bottom w:val="single" w:color="D9DBD4" w:sz="4"/>
-                <w:right w:val="single" w:color="D9DBD4" w:sz="4"/>
-              </w:tcBorders>
-              <w:shd w:fill="FBE3E3" w:color="auto" w:val="clear"/>
-              <w:tcMar>
-                <w:top w:type="dxa" w:w="80"/>
-                <w:left w:type="dxa" w:w="120"/>
-                <w:bottom w:type="dxa" w:w="80"/>
-                <w:right w:type="dxa" w:w="120"/>
-              </w:tcMar>
-              <w:vAlign w:val="center"/>
-            </w:tcPr>
-            <w:p>
-              <w:pPr>
-                <w:spacing w:after="0" w:line="300"/>
-                <w:jc w:val="center"/>
-              </w:pPr>
-              <w:r>
-                <w:rPr>
-                  <w:rFonts w:ascii="Yu Gothic" w:cs="Yu Gothic" w:eastAsia="Yu Gothic" w:hAnsi="Yu Gothic"/>
-                  <w:b/>
-                  <w:bCs/>
-                  <w:color w:val="B91C1C"/>
-                  <w:sz w:val="19"/>
-                  <w:szCs w:val="19"/>
-                </w:rPr>
-                <w:t xml:space="preserve">× 表示しない</w:t>
-              </w:r>
-            </w:p>
-          </w:tc>
-          <w:p/>
+            <w:shd w:fill="FBE3E3" w:color="auto" w:val="clear"/>
+            <w:tcMar>
+              <w:top w:type="dxa" w:w="80"/>
+              <w:left w:type="dxa" w:w="120"/>
+              <w:bottom w:type="dxa" w:w="80"/>
+              <w:right w:type="dxa" w:w="120"/>
+            </w:tcMar>
+            <w:vAlign w:val="center"/>
+          </w:tcPr>
+          <w:p>
+            <w:pPr>
+              <w:spacing w:after="0" w:line="300"/>
+              <w:jc w:val="center"/>
+            </w:pPr>
+            <w:r>
+              <w:rPr>
+                <w:rFonts w:ascii="Yu Gothic" w:cs="Yu Gothic" w:eastAsia="Yu Gothic" w:hAnsi="Yu Gothic"/>
+                <w:b/>
+                <w:bCs/>
+                <w:color w:val="B91C1C"/>
+                <w:sz w:val="19"/>
+                <w:szCs w:val="19"/>
+              </w:rPr>
+              <w:t xml:space="preserve">× 表示しない</w:t>
+            </w:r>
+          </w:p>
         </w:tc>
         <w:tc>
           <w:tcPr>
@@ -2135,51 +1979,32 @@
               <w:bottom w:val="single" w:color="D9DBD4" w:sz="4"/>
               <w:right w:val="single" w:color="D9DBD4" w:sz="4"/>
             </w:tcBorders>
-            <w:tcMar>
-              <w:top w:type="dxa" w:w="80"/>
-              <w:left w:type="dxa" w:w="120"/>
-              <w:bottom w:type="dxa" w:w="80"/>
-              <w:right w:type="dxa" w:w="120"/>
-            </w:tcMar>
-            <w:vAlign w:val="center"/>
-          </w:tcPr>
-          <w:tc>
-            <w:tcPr>
-              <w:tcW w:type="dxa" w:w="1900"/>
-              <w:tcBorders>
-                <w:top w:val="single" w:color="D9DBD4" w:sz="4"/>
-                <w:left w:val="single" w:color="D9DBD4" w:sz="4"/>
-                <w:bottom w:val="single" w:color="D9DBD4" w:sz="4"/>
-                <w:right w:val="single" w:color="D9DBD4" w:sz="4"/>
-              </w:tcBorders>
-              <w:shd w:fill="FBE3E3" w:color="auto" w:val="clear"/>
-              <w:tcMar>
-                <w:top w:type="dxa" w:w="80"/>
-                <w:left w:type="dxa" w:w="120"/>
-                <w:bottom w:type="dxa" w:w="80"/>
-                <w:right w:type="dxa" w:w="120"/>
-              </w:tcMar>
-              <w:vAlign w:val="center"/>
-            </w:tcPr>
-            <w:p>
-              <w:pPr>
-                <w:spacing w:after="0" w:line="300"/>
-                <w:jc w:val="center"/>
-              </w:pPr>
-              <w:r>
-                <w:rPr>
-                  <w:rFonts w:ascii="Yu Gothic" w:cs="Yu Gothic" w:eastAsia="Yu Gothic" w:hAnsi="Yu Gothic"/>
-                  <w:b/>
-                  <w:bCs/>
-                  <w:color w:val="B91C1C"/>
-                  <w:sz w:val="19"/>
-                  <w:szCs w:val="19"/>
-                </w:rPr>
-                <w:t xml:space="preserve">× 表示しない</w:t>
-              </w:r>
-            </w:p>
-          </w:tc>
-          <w:p/>
+            <w:shd w:fill="FBE3E3" w:color="auto" w:val="clear"/>
+            <w:tcMar>
+              <w:top w:type="dxa" w:w="80"/>
+              <w:left w:type="dxa" w:w="120"/>
+              <w:bottom w:type="dxa" w:w="80"/>
+              <w:right w:type="dxa" w:w="120"/>
+            </w:tcMar>
+            <w:vAlign w:val="center"/>
+          </w:tcPr>
+          <w:p>
+            <w:pPr>
+              <w:spacing w:after="0" w:line="300"/>
+              <w:jc w:val="center"/>
+            </w:pPr>
+            <w:r>
+              <w:rPr>
+                <w:rFonts w:ascii="Yu Gothic" w:cs="Yu Gothic" w:eastAsia="Yu Gothic" w:hAnsi="Yu Gothic"/>
+                <w:b/>
+                <w:bCs/>
+                <w:color w:val="B91C1C"/>
+                <w:sz w:val="19"/>
+                <w:szCs w:val="19"/>
+              </w:rPr>
+              <w:t xml:space="preserve">× 表示しない</w:t>
+            </w:r>
+          </w:p>
         </w:tc>
         <w:tc>
           <w:tcPr>
@@ -2259,52 +2084,32 @@
               <w:bottom w:val="single" w:color="D9DBD4" w:sz="4"/>
               <w:right w:val="single" w:color="D9DBD4" w:sz="4"/>
             </w:tcBorders>
-            <w:shd w:fill="F6F7F4" w:color="auto" w:val="clear"/>
-            <w:tcMar>
-              <w:top w:type="dxa" w:w="80"/>
-              <w:left w:type="dxa" w:w="120"/>
-              <w:bottom w:type="dxa" w:w="80"/>
-              <w:right w:type="dxa" w:w="120"/>
-            </w:tcMar>
-            <w:vAlign w:val="center"/>
-          </w:tcPr>
-          <w:tc>
-            <w:tcPr>
-              <w:tcW w:type="dxa" w:w="1900"/>
-              <w:tcBorders>
-                <w:top w:val="single" w:color="D9DBD4" w:sz="4"/>
-                <w:left w:val="single" w:color="D9DBD4" w:sz="4"/>
-                <w:bottom w:val="single" w:color="D9DBD4" w:sz="4"/>
-                <w:right w:val="single" w:color="D9DBD4" w:sz="4"/>
-              </w:tcBorders>
-              <w:shd w:fill="FBE3E3" w:color="auto" w:val="clear"/>
-              <w:tcMar>
-                <w:top w:type="dxa" w:w="80"/>
-                <w:left w:type="dxa" w:w="120"/>
-                <w:bottom w:type="dxa" w:w="80"/>
-                <w:right w:type="dxa" w:w="120"/>
-              </w:tcMar>
-              <w:vAlign w:val="center"/>
-            </w:tcPr>
-            <w:p>
-              <w:pPr>
-                <w:spacing w:after="0" w:line="300"/>
-                <w:jc w:val="center"/>
-              </w:pPr>
-              <w:r>
-                <w:rPr>
-                  <w:rFonts w:ascii="Yu Gothic" w:cs="Yu Gothic" w:eastAsia="Yu Gothic" w:hAnsi="Yu Gothic"/>
-                  <w:b/>
-                  <w:bCs/>
-                  <w:color w:val="B91C1C"/>
-                  <w:sz w:val="19"/>
-                  <w:szCs w:val="19"/>
-                </w:rPr>
-                <w:t xml:space="preserve">× 表示しない</w:t>
-              </w:r>
-            </w:p>
-          </w:tc>
-          <w:p/>
+            <w:shd w:fill="FBE3E3" w:color="auto" w:val="clear"/>
+            <w:tcMar>
+              <w:top w:type="dxa" w:w="80"/>
+              <w:left w:type="dxa" w:w="120"/>
+              <w:bottom w:type="dxa" w:w="80"/>
+              <w:right w:type="dxa" w:w="120"/>
+            </w:tcMar>
+            <w:vAlign w:val="center"/>
+          </w:tcPr>
+          <w:p>
+            <w:pPr>
+              <w:spacing w:after="0" w:line="300"/>
+              <w:jc w:val="center"/>
+            </w:pPr>
+            <w:r>
+              <w:rPr>
+                <w:rFonts w:ascii="Yu Gothic" w:cs="Yu Gothic" w:eastAsia="Yu Gothic" w:hAnsi="Yu Gothic"/>
+                <w:b/>
+                <w:bCs/>
+                <w:color w:val="B91C1C"/>
+                <w:sz w:val="19"/>
+                <w:szCs w:val="19"/>
+              </w:rPr>
+              <w:t xml:space="preserve">× 表示しない</w:t>
+            </w:r>
+          </w:p>
         </w:tc>
         <w:tc>
           <w:tcPr>
@@ -2384,51 +2189,32 @@
               <w:bottom w:val="single" w:color="D9DBD4" w:sz="4"/>
               <w:right w:val="single" w:color="D9DBD4" w:sz="4"/>
             </w:tcBorders>
-            <w:tcMar>
-              <w:top w:type="dxa" w:w="80"/>
-              <w:left w:type="dxa" w:w="120"/>
-              <w:bottom w:type="dxa" w:w="80"/>
-              <w:right w:type="dxa" w:w="120"/>
-            </w:tcMar>
-            <w:vAlign w:val="center"/>
-          </w:tcPr>
-          <w:tc>
-            <w:tcPr>
-              <w:tcW w:type="dxa" w:w="1900"/>
-              <w:tcBorders>
-                <w:top w:val="single" w:color="D9DBD4" w:sz="4"/>
-                <w:left w:val="single" w:color="D9DBD4" w:sz="4"/>
-                <w:bottom w:val="single" w:color="D9DBD4" w:sz="4"/>
-                <w:right w:val="single" w:color="D9DBD4" w:sz="4"/>
-              </w:tcBorders>
-              <w:shd w:fill="FBE3E3" w:color="auto" w:val="clear"/>
-              <w:tcMar>
-                <w:top w:type="dxa" w:w="80"/>
-                <w:left w:type="dxa" w:w="120"/>
-                <w:bottom w:type="dxa" w:w="80"/>
-                <w:right w:type="dxa" w:w="120"/>
-              </w:tcMar>
-              <w:vAlign w:val="center"/>
-            </w:tcPr>
-            <w:p>
-              <w:pPr>
-                <w:spacing w:after="0" w:line="300"/>
-                <w:jc w:val="center"/>
-              </w:pPr>
-              <w:r>
-                <w:rPr>
-                  <w:rFonts w:ascii="Yu Gothic" w:cs="Yu Gothic" w:eastAsia="Yu Gothic" w:hAnsi="Yu Gothic"/>
-                  <w:b/>
-                  <w:bCs/>
-                  <w:color w:val="B91C1C"/>
-                  <w:sz w:val="19"/>
-                  <w:szCs w:val="19"/>
-                </w:rPr>
-                <w:t xml:space="preserve">× 表示しない</w:t>
-              </w:r>
-            </w:p>
-          </w:tc>
-          <w:p/>
+            <w:shd w:fill="FBE3E3" w:color="auto" w:val="clear"/>
+            <w:tcMar>
+              <w:top w:type="dxa" w:w="80"/>
+              <w:left w:type="dxa" w:w="120"/>
+              <w:bottom w:type="dxa" w:w="80"/>
+              <w:right w:type="dxa" w:w="120"/>
+            </w:tcMar>
+            <w:vAlign w:val="center"/>
+          </w:tcPr>
+          <w:p>
+            <w:pPr>
+              <w:spacing w:after="0" w:line="300"/>
+              <w:jc w:val="center"/>
+            </w:pPr>
+            <w:r>
+              <w:rPr>
+                <w:rFonts w:ascii="Yu Gothic" w:cs="Yu Gothic" w:eastAsia="Yu Gothic" w:hAnsi="Yu Gothic"/>
+                <w:b/>
+                <w:bCs/>
+                <w:color w:val="B91C1C"/>
+                <w:sz w:val="19"/>
+                <w:szCs w:val="19"/>
+              </w:rPr>
+              <w:t xml:space="preserve">× 表示しない</w:t>
+            </w:r>
+          </w:p>
         </w:tc>
         <w:tc>
           <w:tcPr>
@@ -2508,52 +2294,32 @@
               <w:bottom w:val="single" w:color="D9DBD4" w:sz="4"/>
               <w:right w:val="single" w:color="D9DBD4" w:sz="4"/>
             </w:tcBorders>
-            <w:shd w:fill="F6F7F4" w:color="auto" w:val="clear"/>
-            <w:tcMar>
-              <w:top w:type="dxa" w:w="80"/>
-              <w:left w:type="dxa" w:w="120"/>
-              <w:bottom w:type="dxa" w:w="80"/>
-              <w:right w:type="dxa" w:w="120"/>
-            </w:tcMar>
-            <w:vAlign w:val="center"/>
-          </w:tcPr>
-          <w:tc>
-            <w:tcPr>
-              <w:tcW w:type="dxa" w:w="1900"/>
-              <w:tcBorders>
-                <w:top w:val="single" w:color="D9DBD4" w:sz="4"/>
-                <w:left w:val="single" w:color="D9DBD4" w:sz="4"/>
-                <w:bottom w:val="single" w:color="D9DBD4" w:sz="4"/>
-                <w:right w:val="single" w:color="D9DBD4" w:sz="4"/>
-              </w:tcBorders>
-              <w:shd w:fill="FBE3E3" w:color="auto" w:val="clear"/>
-              <w:tcMar>
-                <w:top w:type="dxa" w:w="80"/>
-                <w:left w:type="dxa" w:w="120"/>
-                <w:bottom w:type="dxa" w:w="80"/>
-                <w:right w:type="dxa" w:w="120"/>
-              </w:tcMar>
-              <w:vAlign w:val="center"/>
-            </w:tcPr>
-            <w:p>
-              <w:pPr>
-                <w:spacing w:after="0" w:line="300"/>
-                <w:jc w:val="center"/>
-              </w:pPr>
-              <w:r>
-                <w:rPr>
-                  <w:rFonts w:ascii="Yu Gothic" w:cs="Yu Gothic" w:eastAsia="Yu Gothic" w:hAnsi="Yu Gothic"/>
-                  <w:b/>
-                  <w:bCs/>
-                  <w:color w:val="B91C1C"/>
-                  <w:sz w:val="19"/>
-                  <w:szCs w:val="19"/>
-                </w:rPr>
-                <w:t xml:space="preserve">× 表示しない</w:t>
-              </w:r>
-            </w:p>
-          </w:tc>
-          <w:p/>
+            <w:shd w:fill="FBE3E3" w:color="auto" w:val="clear"/>
+            <w:tcMar>
+              <w:top w:type="dxa" w:w="80"/>
+              <w:left w:type="dxa" w:w="120"/>
+              <w:bottom w:type="dxa" w:w="80"/>
+              <w:right w:type="dxa" w:w="120"/>
+            </w:tcMar>
+            <w:vAlign w:val="center"/>
+          </w:tcPr>
+          <w:p>
+            <w:pPr>
+              <w:spacing w:after="0" w:line="300"/>
+              <w:jc w:val="center"/>
+            </w:pPr>
+            <w:r>
+              <w:rPr>
+                <w:rFonts w:ascii="Yu Gothic" w:cs="Yu Gothic" w:eastAsia="Yu Gothic" w:hAnsi="Yu Gothic"/>
+                <w:b/>
+                <w:bCs/>
+                <w:color w:val="B91C1C"/>
+                <w:sz w:val="19"/>
+                <w:szCs w:val="19"/>
+              </w:rPr>
+              <w:t xml:space="preserve">× 表示しない</w:t>
+            </w:r>
+          </w:p>
         </w:tc>
         <w:tc>
           <w:tcPr>

--- a/docs/職員室テレビ表示案.docx
+++ b/docs/職員室テレビ表示案.docx
@@ -723,7 +723,7 @@
                 <w:sz w:val="19"/>
                 <w:szCs w:val="19"/>
               </w:rPr>
-              <w:t xml:space="preserve">確認忘れを減らす。入りきらない分は15秒ごとにページ送り</w:t>
+              <w:t xml:space="preserve">確認忘れを減らす。入りきらない分は自動でゆっくりスクロールして繰り返す</w:t>
             </w:r>
           </w:p>
         </w:tc>
@@ -932,6 +932,20 @@
         </w:tc>
       </w:tr>
     </w:tbl>
+    <w:p>
+      <w:pPr>
+        <w:spacing w:after="120" w:line="340"/>
+      </w:pPr>
+      <w:r>
+        <w:rPr>
+          <w:rFonts w:ascii="Yu Gothic" w:cs="Yu Gothic" w:eastAsia="Yu Gothic" w:hAnsi="Yu Gothic"/>
+          <w:color w:val="1B2430"/>
+          <w:sz w:val="21"/>
+          <w:szCs w:val="21"/>
+        </w:rPr>
+        <w:t xml:space="preserve">連絡事項が6件を超えて画面に収まらない日は、中央列を自動でゆっくり下にスクロールします。1周30〜40秒を目安に、上に戻ったところで2〜3秒静止してから再び流れる形にし、通りがかりでも読み進められるようにします。</w:t>
+      </w:r>
+    </w:p>
     <w:p>
       <w:r>
         <w:br w:type="page"/>
@@ -1404,7 +1418,7 @@
                 <w:sz w:val="19"/>
                 <w:szCs w:val="19"/>
               </w:rPr>
-              <w:t xml:space="preserve">優先順（校長・教頭・教務主任・重要）で先頭6件。「生徒指導」タグの連絡は生徒個人に関わるため表示しません。本文は80字で切り、続きは各自のPCで読みます。</w:t>
+              <w:t xml:space="preserve">優先順（校長・教頭・教務主任・重要）で先頭6件。「生徒指導」タグの連絡は生徒個人に関わるため表示しません。本文は80字で切り、続きは各自のPCで読みます。6件で画面に収まらない場合は自動でゆっくりスクロールして繰り返します。</w:t>
             </w:r>
           </w:p>
         </w:tc>
@@ -2892,7 +2906,7 @@
           <w:sz w:val="21"/>
           <w:szCs w:val="21"/>
         </w:rPr>
-        <w:t xml:space="preserve">表示項目の絞り込み、文字の拡大、3分ごとの自動更新、連絡のページ送り、時間帯切替</w:t>
+        <w:t xml:space="preserve">表示項目の絞り込み、文字の拡大、3分ごとの自動更新、連絡欄の自動スクロール、時間帯切替</w:t>
       </w:r>
     </w:p>
     <w:p>
@@ -3347,7 +3361,7 @@
                 <w:sz w:val="21"/>
                 <w:szCs w:val="21"/>
               </w:rPr>
-              <w:t xml:space="preserve">連絡の表示件数と切り替え</w:t>
+              <w:t xml:space="preserve">連絡の表示件数とスクロール速さ</w:t>
             </w:r>
           </w:p>
           <w:p>
@@ -3361,7 +3375,7 @@
                 <w:sz w:val="19"/>
                 <w:szCs w:val="19"/>
               </w:rPr>
-              <w:t xml:space="preserve">先頭6件、15秒ごとのページ送りでよいか。</w:t>
+              <w:t xml:space="preserve">先頭6件を自動でゆっくりスクロールして繰り返す形でよいか。1周30〜40秒を目安にするが、実際に見て調整してよいか。</w:t>
             </w:r>
           </w:p>
         </w:tc>

--- a/docs/職員室テレビ表示案.docx
+++ b/docs/職員室テレビ表示案.docx
@@ -1314,7 +1314,7 @@
                 <w:sz w:val="19"/>
                 <w:szCs w:val="19"/>
               </w:rPr>
-              <w:t xml:space="preserve">行事取込の予定を今のダッシュボードと同じ箇条書きで並べます。時刻の欄は設けません。午後は明日の予定を目立たせます。</w:t>
+              <w:t xml:space="preserve">行事取込の予定を今のダッシュボードと同じ箇条書きで並べます。時刻の欄は設けません。</w:t>
             </w:r>
           </w:p>
         </w:tc>
@@ -2370,6 +2370,11 @@
         </w:tc>
       </w:tr>
     </w:tbl>
+    <w:p>
+      <w:r>
+        <w:br w:type="page"/>
+      </w:r>
+    </w:p>
     <w:p>
       <w:pPr>
         <w:pStyle w:val="Heading1"/>
@@ -2387,21 +2392,253 @@
           <w:sz w:val="30"/>
           <w:szCs w:val="30"/>
         </w:rPr>
-        <w:t xml:space="preserve">4．時間帯による切り替え</w:t>
+        <w:t xml:space="preserve">4．配慮すること</w:t>
+      </w:r>
+    </w:p>
+    <w:tbl>
+      <w:tblPr>
+        <w:tblW w:type="dxa" w:w="9638"/>
+        <w:tblBorders>
+          <w:top w:val="single" w:color="auto" w:sz="4"/>
+          <w:left w:val="single" w:color="auto" w:sz="4"/>
+          <w:bottom w:val="single" w:color="auto" w:sz="4"/>
+          <w:right w:val="single" w:color="auto" w:sz="4"/>
+          <w:insideH w:val="single" w:color="auto" w:sz="4"/>
+          <w:insideV w:val="single" w:color="auto" w:sz="4"/>
+        </w:tblBorders>
+      </w:tblPr>
+      <w:tblGrid>
+        <w:gridCol w:w="4819"/>
+        <w:gridCol w:w="4819"/>
+      </w:tblGrid>
+      <w:tr>
+        <w:tc>
+          <w:tcPr>
+            <w:tcW w:type="dxa" w:w="4819"/>
+            <w:tcBorders>
+              <w:top w:val="single" w:color="2C5F8D" w:sz="18"/>
+              <w:left w:val="single" w:color="D9DBD4" w:sz="4"/>
+              <w:bottom w:val="single" w:color="D9DBD4" w:sz="4"/>
+              <w:right w:val="single" w:color="D9DBD4" w:sz="4"/>
+            </w:tcBorders>
+            <w:tcMar>
+              <w:top w:type="dxa" w:w="120"/>
+              <w:left w:type="dxa" w:w="160"/>
+              <w:bottom w:type="dxa" w:w="120"/>
+              <w:right w:type="dxa" w:w="160"/>
+            </w:tcMar>
+          </w:tcPr>
+          <w:p>
+            <w:pPr>
+              <w:spacing w:after="60"/>
+            </w:pPr>
+            <w:r>
+              <w:rPr>
+                <w:rFonts w:ascii="Yu Gothic" w:cs="Yu Gothic" w:eastAsia="Yu Gothic" w:hAnsi="Yu Gothic"/>
+                <w:b/>
+                <w:bCs/>
+                <w:color w:val="1B2430"/>
+                <w:sz w:val="21"/>
+                <w:szCs w:val="21"/>
+              </w:rPr>
+              <w:t xml:space="preserve">個人情報</w:t>
+            </w:r>
+          </w:p>
+          <w:p>
+            <w:pPr>
+              <w:spacing w:after="0" w:line="300"/>
+            </w:pPr>
+            <w:r>
+              <w:rPr>
+                <w:rFonts w:ascii="Yu Gothic" w:cs="Yu Gothic" w:eastAsia="Yu Gothic" w:hAnsi="Yu Gothic"/>
+                <w:color w:val="4C5866"/>
+                <w:sz w:val="19"/>
+                <w:szCs w:val="19"/>
+              </w:rPr>
+              <w:t xml:space="preserve">生徒名が出る項目（アレルギー対応、生徒指導タグ）は最初から表示しない設計にします。来客時はリモコンの入力切替で即座に消せます。</w:t>
+            </w:r>
+          </w:p>
+        </w:tc>
+        <w:tc>
+          <w:tcPr>
+            <w:tcW w:type="dxa" w:w="4819"/>
+            <w:tcBorders>
+              <w:top w:val="single" w:color="2C5F8D" w:sz="18"/>
+              <w:left w:val="single" w:color="D9DBD4" w:sz="4"/>
+              <w:bottom w:val="single" w:color="D9DBD4" w:sz="4"/>
+              <w:right w:val="single" w:color="D9DBD4" w:sz="4"/>
+            </w:tcBorders>
+            <w:tcMar>
+              <w:top w:type="dxa" w:w="120"/>
+              <w:left w:type="dxa" w:w="160"/>
+              <w:bottom w:type="dxa" w:w="120"/>
+              <w:right w:type="dxa" w:w="160"/>
+            </w:tcMar>
+          </w:tcPr>
+          <w:p>
+            <w:pPr>
+              <w:spacing w:after="60"/>
+            </w:pPr>
+            <w:r>
+              <w:rPr>
+                <w:rFonts w:ascii="Yu Gothic" w:cs="Yu Gothic" w:eastAsia="Yu Gothic" w:hAnsi="Yu Gothic"/>
+                <w:b/>
+                <w:bCs/>
+                <w:color w:val="1B2430"/>
+                <w:sz w:val="21"/>
+                <w:szCs w:val="21"/>
+              </w:rPr>
+              <w:t xml:space="preserve">閲覧専用アカウント</w:t>
+            </w:r>
+          </w:p>
+          <w:p>
+            <w:pPr>
+              <w:spacing w:after="0" w:line="300"/>
+            </w:pPr>
+            <w:r>
+              <w:rPr>
+                <w:rFonts w:ascii="Yu Gothic" w:cs="Yu Gothic" w:eastAsia="Yu Gothic" w:hAnsi="Yu Gothic"/>
+                <w:color w:val="4C5866"/>
+                <w:sz w:val="19"/>
+                <w:szCs w:val="19"/>
+              </w:rPr>
+              <w:t xml:space="preserve">テレビ用のGoogleアカウントを教員名簿に「ゲスト」として登録し、投稿や編集ができない状態で表示します。</w:t>
+            </w:r>
+          </w:p>
+        </w:tc>
+      </w:tr>
+      <w:tr>
+        <w:tc>
+          <w:tcPr>
+            <w:tcW w:type="dxa" w:w="4819"/>
+            <w:tcBorders>
+              <w:top w:val="single" w:color="2C5F8D" w:sz="18"/>
+              <w:left w:val="single" w:color="D9DBD4" w:sz="4"/>
+              <w:bottom w:val="single" w:color="D9DBD4" w:sz="4"/>
+              <w:right w:val="single" w:color="D9DBD4" w:sz="4"/>
+            </w:tcBorders>
+            <w:tcMar>
+              <w:top w:type="dxa" w:w="120"/>
+              <w:left w:type="dxa" w:w="160"/>
+              <w:bottom w:type="dxa" w:w="120"/>
+              <w:right w:type="dxa" w:w="160"/>
+            </w:tcMar>
+          </w:tcPr>
+          <w:p>
+            <w:pPr>
+              <w:spacing w:after="60"/>
+            </w:pPr>
+            <w:r>
+              <w:rPr>
+                <w:rFonts w:ascii="Yu Gothic" w:cs="Yu Gothic" w:eastAsia="Yu Gothic" w:hAnsi="Yu Gothic"/>
+                <w:b/>
+                <w:bCs/>
+                <w:color w:val="1B2430"/>
+                <w:sz w:val="21"/>
+                <w:szCs w:val="21"/>
+              </w:rPr>
+              <w:t xml:space="preserve">文字の大きさ</w:t>
+            </w:r>
+          </w:p>
+          <w:p>
+            <w:pPr>
+              <w:spacing w:after="0" w:line="300"/>
+            </w:pPr>
+            <w:r>
+              <w:rPr>
+                <w:rFonts w:ascii="Yu Gothic" w:cs="Yu Gothic" w:eastAsia="Yu Gothic" w:hAnsi="Yu Gothic"/>
+                <w:color w:val="4C5866"/>
+                <w:sz w:val="19"/>
+                <w:szCs w:val="19"/>
+              </w:rPr>
+              <w:t xml:space="preserve">3〜4m離れて読めるよう、本文は28px相当以上。件数を絞って1画面に収めます。</w:t>
+            </w:r>
+          </w:p>
+        </w:tc>
+        <w:tc>
+          <w:tcPr>
+            <w:tcW w:type="dxa" w:w="4819"/>
+            <w:tcBorders>
+              <w:top w:val="single" w:color="2C5F8D" w:sz="18"/>
+              <w:left w:val="single" w:color="D9DBD4" w:sz="4"/>
+              <w:bottom w:val="single" w:color="D9DBD4" w:sz="4"/>
+              <w:right w:val="single" w:color="D9DBD4" w:sz="4"/>
+            </w:tcBorders>
+            <w:tcMar>
+              <w:top w:type="dxa" w:w="120"/>
+              <w:left w:type="dxa" w:w="160"/>
+              <w:bottom w:type="dxa" w:w="120"/>
+              <w:right w:type="dxa" w:w="160"/>
+            </w:tcMar>
+          </w:tcPr>
+          <w:p>
+            <w:pPr>
+              <w:spacing w:after="60"/>
+            </w:pPr>
+            <w:r>
+              <w:rPr>
+                <w:rFonts w:ascii="Yu Gothic" w:cs="Yu Gothic" w:eastAsia="Yu Gothic" w:hAnsi="Yu Gothic"/>
+                <w:b/>
+                <w:bCs/>
+                <w:color w:val="1B2430"/>
+                <w:sz w:val="21"/>
+                <w:szCs w:val="21"/>
+              </w:rPr>
+              <w:t xml:space="preserve">見慣れて見なくなる問題</w:t>
+            </w:r>
+          </w:p>
+          <w:p>
+            <w:pPr>
+              <w:spacing w:after="0" w:line="300"/>
+            </w:pPr>
+            <w:r>
+              <w:rPr>
+                <w:rFonts w:ascii="Yu Gothic" w:cs="Yu Gothic" w:eastAsia="Yu Gothic" w:hAnsi="Yu Gothic"/>
+                <w:color w:val="4C5866"/>
+                <w:sz w:val="19"/>
+                <w:szCs w:val="19"/>
+              </w:rPr>
+              <w:t xml:space="preserve">常時表示は数週間で「壁紙」になります。重要な連絡だけ色を変え、締切は動かして目に入るようにします。</w:t>
+            </w:r>
+          </w:p>
+        </w:tc>
+      </w:tr>
+    </w:tbl>
+    <w:p>
+      <w:pPr>
+        <w:pStyle w:val="Heading1"/>
+        <w:pBdr>
+          <w:bottom w:val="single" w:color="1B2430" w:sz="12" w:space="4"/>
+        </w:pBdr>
+        <w:spacing w:after="160" w:before="360"/>
+      </w:pPr>
+      <w:r>
+        <w:rPr>
+          <w:rFonts w:ascii="Yu Gothic" w:cs="Yu Gothic" w:eastAsia="Yu Gothic" w:hAnsi="Yu Gothic"/>
+          <w:b/>
+          <w:bCs/>
+          <w:color w:val="1B2430"/>
+          <w:sz w:val="30"/>
+          <w:szCs w:val="30"/>
+        </w:rPr>
+        <w:t xml:space="preserve">5．準備するものと進め方</w:t>
       </w:r>
     </w:p>
     <w:p>
       <w:pPr>
-        <w:spacing w:after="120" w:line="340"/>
+        <w:pStyle w:val="Heading2"/>
+        <w:spacing w:after="100" w:before="200"/>
       </w:pPr>
       <w:r>
         <w:rPr>
           <w:rFonts w:ascii="Yu Gothic" w:cs="Yu Gothic" w:eastAsia="Yu Gothic" w:hAnsi="Yu Gothic"/>
-          <w:color w:val="1B2430"/>
-          <w:sz w:val="21"/>
-          <w:szCs w:val="21"/>
+          <w:b/>
+          <w:bCs/>
+          <w:color w:val="2C5F8D"/>
+          <w:sz w:val="24"/>
+          <w:szCs w:val="24"/>
         </w:rPr>
-        <w:t xml:space="preserve">同じ画面を一日中出すのではなく、時間帯に合わせて重心を動かします。予定の中身には手を入れず、どの欄を大きく出すかだけを変えます。</w:t>
+        <w:t xml:space="preserve">機器と構成</w:t>
       </w:r>
     </w:p>
     <w:p>
@@ -2412,7 +2649,7 @@
       <w:r>
         <w:drawing>
           <wp:inline distT="0" distB="0" distL="0" distR="0">
-            <wp:extent cx="5905500" cy="1400175"/>
+            <wp:extent cx="5905500" cy="1209675"/>
             <wp:effectExtent t="0" r="0" b="0" l="0"/>
             <wp:docPr id="1" name="" descr="" title=""/>
             <wp:cNvGraphicFramePr>
@@ -2437,7 +2674,7 @@
                   <pic:spPr bwMode="auto">
                     <a:xfrm>
                       <a:off x="0" y="0"/>
-                      <a:ext cx="5905500" cy="1400175"/>
+                      <a:ext cx="5905500" cy="1209675"/>
                     </a:xfrm>
                     <a:prstGeom prst="rect">
                       <a:avLst/>
@@ -2462,261 +2699,64 @@
           <w:sz w:val="17"/>
           <w:szCs w:val="17"/>
         </w:rPr>
-        <w:t xml:space="preserve">図3　時間帯ごとの表示の重心</w:t>
+        <w:t xml:space="preserve">図3　機器の構成</w:t>
       </w:r>
     </w:p>
     <w:p>
-      <w:r>
-        <w:br w:type="page"/>
+      <w:pPr>
+        <w:pStyle w:val="ListParagraph"/>
+        <w:numPr>
+          <w:ilvl w:val="0"/>
+          <w:numId w:val="2"/>
+        </w:numPr>
+        <w:spacing w:after="60" w:line="320"/>
+      </w:pPr>
+      <w:r>
+        <w:rPr>
+          <w:rFonts w:ascii="Yu Gothic" w:cs="Yu Gothic" w:eastAsia="Yu Gothic" w:hAnsi="Yu Gothic"/>
+          <w:color w:val="1B2430"/>
+          <w:sz w:val="21"/>
+          <w:szCs w:val="21"/>
+        </w:rPr>
+        <w:t xml:space="preserve">テレビ（43〜50型、HDMI入力）</w:t>
       </w:r>
     </w:p>
     <w:p>
       <w:pPr>
-        <w:pStyle w:val="Heading1"/>
-        <w:pBdr>
-          <w:bottom w:val="single" w:color="1B2430" w:sz="12" w:space="4"/>
-        </w:pBdr>
-        <w:spacing w:after="160" w:before="360"/>
+        <w:pStyle w:val="ListParagraph"/>
+        <w:numPr>
+          <w:ilvl w:val="0"/>
+          <w:numId w:val="2"/>
+        </w:numPr>
+        <w:spacing w:after="60" w:line="320"/>
       </w:pPr>
       <w:r>
         <w:rPr>
           <w:rFonts w:ascii="Yu Gothic" w:cs="Yu Gothic" w:eastAsia="Yu Gothic" w:hAnsi="Yu Gothic"/>
-          <w:b/>
-          <w:bCs/>
           <w:color w:val="1B2430"/>
-          <w:sz w:val="30"/>
-          <w:szCs w:val="30"/>
+          <w:sz w:val="21"/>
+          <w:szCs w:val="21"/>
         </w:rPr>
-        <w:t xml:space="preserve">5．配慮すること</w:t>
+        <w:t xml:space="preserve">表示用端末：余っているノートPC、または Chromecast with Google TV など</w:t>
       </w:r>
     </w:p>
-    <w:tbl>
-      <w:tblPr>
-        <w:tblW w:type="dxa" w:w="9638"/>
-        <w:tblBorders>
-          <w:top w:val="single" w:color="auto" w:sz="4"/>
-          <w:left w:val="single" w:color="auto" w:sz="4"/>
-          <w:bottom w:val="single" w:color="auto" w:sz="4"/>
-          <w:right w:val="single" w:color="auto" w:sz="4"/>
-          <w:insideH w:val="single" w:color="auto" w:sz="4"/>
-          <w:insideV w:val="single" w:color="auto" w:sz="4"/>
-        </w:tblBorders>
-      </w:tblPr>
-      <w:tblGrid>
-        <w:gridCol w:w="4819"/>
-        <w:gridCol w:w="4819"/>
-      </w:tblGrid>
-      <w:tr>
-        <w:tc>
-          <w:tcPr>
-            <w:tcW w:type="dxa" w:w="4819"/>
-            <w:tcBorders>
-              <w:top w:val="single" w:color="2C5F8D" w:sz="18"/>
-              <w:left w:val="single" w:color="D9DBD4" w:sz="4"/>
-              <w:bottom w:val="single" w:color="D9DBD4" w:sz="4"/>
-              <w:right w:val="single" w:color="D9DBD4" w:sz="4"/>
-            </w:tcBorders>
-            <w:tcMar>
-              <w:top w:type="dxa" w:w="120"/>
-              <w:left w:type="dxa" w:w="160"/>
-              <w:bottom w:type="dxa" w:w="120"/>
-              <w:right w:type="dxa" w:w="160"/>
-            </w:tcMar>
-          </w:tcPr>
-          <w:p>
-            <w:pPr>
-              <w:spacing w:after="60"/>
-            </w:pPr>
-            <w:r>
-              <w:rPr>
-                <w:rFonts w:ascii="Yu Gothic" w:cs="Yu Gothic" w:eastAsia="Yu Gothic" w:hAnsi="Yu Gothic"/>
-                <w:b/>
-                <w:bCs/>
-                <w:color w:val="1B2430"/>
-                <w:sz w:val="21"/>
-                <w:szCs w:val="21"/>
-              </w:rPr>
-              <w:t xml:space="preserve">個人情報</w:t>
-            </w:r>
-          </w:p>
-          <w:p>
-            <w:pPr>
-              <w:spacing w:after="0" w:line="300"/>
-            </w:pPr>
-            <w:r>
-              <w:rPr>
-                <w:rFonts w:ascii="Yu Gothic" w:cs="Yu Gothic" w:eastAsia="Yu Gothic" w:hAnsi="Yu Gothic"/>
-                <w:color w:val="4C5866"/>
-                <w:sz w:val="19"/>
-                <w:szCs w:val="19"/>
-              </w:rPr>
-              <w:t xml:space="preserve">生徒名が出る項目（アレルギー対応、生徒指導タグ）は最初から表示しない設計にします。来客時はリモコンの入力切替で即座に消せます。</w:t>
-            </w:r>
-          </w:p>
-        </w:tc>
-        <w:tc>
-          <w:tcPr>
-            <w:tcW w:type="dxa" w:w="4819"/>
-            <w:tcBorders>
-              <w:top w:val="single" w:color="2C5F8D" w:sz="18"/>
-              <w:left w:val="single" w:color="D9DBD4" w:sz="4"/>
-              <w:bottom w:val="single" w:color="D9DBD4" w:sz="4"/>
-              <w:right w:val="single" w:color="D9DBD4" w:sz="4"/>
-            </w:tcBorders>
-            <w:tcMar>
-              <w:top w:type="dxa" w:w="120"/>
-              <w:left w:type="dxa" w:w="160"/>
-              <w:bottom w:type="dxa" w:w="120"/>
-              <w:right w:type="dxa" w:w="160"/>
-            </w:tcMar>
-          </w:tcPr>
-          <w:p>
-            <w:pPr>
-              <w:spacing w:after="60"/>
-            </w:pPr>
-            <w:r>
-              <w:rPr>
-                <w:rFonts w:ascii="Yu Gothic" w:cs="Yu Gothic" w:eastAsia="Yu Gothic" w:hAnsi="Yu Gothic"/>
-                <w:b/>
-                <w:bCs/>
-                <w:color w:val="1B2430"/>
-                <w:sz w:val="21"/>
-                <w:szCs w:val="21"/>
-              </w:rPr>
-              <w:t xml:space="preserve">閲覧専用アカウント</w:t>
-            </w:r>
-          </w:p>
-          <w:p>
-            <w:pPr>
-              <w:spacing w:after="0" w:line="300"/>
-            </w:pPr>
-            <w:r>
-              <w:rPr>
-                <w:rFonts w:ascii="Yu Gothic" w:cs="Yu Gothic" w:eastAsia="Yu Gothic" w:hAnsi="Yu Gothic"/>
-                <w:color w:val="4C5866"/>
-                <w:sz w:val="19"/>
-                <w:szCs w:val="19"/>
-              </w:rPr>
-              <w:t xml:space="preserve">テレビ用のGoogleアカウントを教員名簿に「ゲスト」として登録し、投稿や編集ができない状態で表示します。</w:t>
-            </w:r>
-          </w:p>
-        </w:tc>
-      </w:tr>
-      <w:tr>
-        <w:tc>
-          <w:tcPr>
-            <w:tcW w:type="dxa" w:w="4819"/>
-            <w:tcBorders>
-              <w:top w:val="single" w:color="2C5F8D" w:sz="18"/>
-              <w:left w:val="single" w:color="D9DBD4" w:sz="4"/>
-              <w:bottom w:val="single" w:color="D9DBD4" w:sz="4"/>
-              <w:right w:val="single" w:color="D9DBD4" w:sz="4"/>
-            </w:tcBorders>
-            <w:tcMar>
-              <w:top w:type="dxa" w:w="120"/>
-              <w:left w:type="dxa" w:w="160"/>
-              <w:bottom w:type="dxa" w:w="120"/>
-              <w:right w:type="dxa" w:w="160"/>
-            </w:tcMar>
-          </w:tcPr>
-          <w:p>
-            <w:pPr>
-              <w:spacing w:after="60"/>
-            </w:pPr>
-            <w:r>
-              <w:rPr>
-                <w:rFonts w:ascii="Yu Gothic" w:cs="Yu Gothic" w:eastAsia="Yu Gothic" w:hAnsi="Yu Gothic"/>
-                <w:b/>
-                <w:bCs/>
-                <w:color w:val="1B2430"/>
-                <w:sz w:val="21"/>
-                <w:szCs w:val="21"/>
-              </w:rPr>
-              <w:t xml:space="preserve">文字の大きさ</w:t>
-            </w:r>
-          </w:p>
-          <w:p>
-            <w:pPr>
-              <w:spacing w:after="0" w:line="300"/>
-            </w:pPr>
-            <w:r>
-              <w:rPr>
-                <w:rFonts w:ascii="Yu Gothic" w:cs="Yu Gothic" w:eastAsia="Yu Gothic" w:hAnsi="Yu Gothic"/>
-                <w:color w:val="4C5866"/>
-                <w:sz w:val="19"/>
-                <w:szCs w:val="19"/>
-              </w:rPr>
-              <w:t xml:space="preserve">3〜4m離れて読めるよう、本文は28px相当以上。件数を絞って1画面に収めます。</w:t>
-            </w:r>
-          </w:p>
-        </w:tc>
-        <w:tc>
-          <w:tcPr>
-            <w:tcW w:type="dxa" w:w="4819"/>
-            <w:tcBorders>
-              <w:top w:val="single" w:color="2C5F8D" w:sz="18"/>
-              <w:left w:val="single" w:color="D9DBD4" w:sz="4"/>
-              <w:bottom w:val="single" w:color="D9DBD4" w:sz="4"/>
-              <w:right w:val="single" w:color="D9DBD4" w:sz="4"/>
-            </w:tcBorders>
-            <w:tcMar>
-              <w:top w:type="dxa" w:w="120"/>
-              <w:left w:type="dxa" w:w="160"/>
-              <w:bottom w:type="dxa" w:w="120"/>
-              <w:right w:type="dxa" w:w="160"/>
-            </w:tcMar>
-          </w:tcPr>
-          <w:p>
-            <w:pPr>
-              <w:spacing w:after="60"/>
-            </w:pPr>
-            <w:r>
-              <w:rPr>
-                <w:rFonts w:ascii="Yu Gothic" w:cs="Yu Gothic" w:eastAsia="Yu Gothic" w:hAnsi="Yu Gothic"/>
-                <w:b/>
-                <w:bCs/>
-                <w:color w:val="1B2430"/>
-                <w:sz w:val="21"/>
-                <w:szCs w:val="21"/>
-              </w:rPr>
-              <w:t xml:space="preserve">見慣れて見なくなる問題</w:t>
-            </w:r>
-          </w:p>
-          <w:p>
-            <w:pPr>
-              <w:spacing w:after="0" w:line="300"/>
-            </w:pPr>
-            <w:r>
-              <w:rPr>
-                <w:rFonts w:ascii="Yu Gothic" w:cs="Yu Gothic" w:eastAsia="Yu Gothic" w:hAnsi="Yu Gothic"/>
-                <w:color w:val="4C5866"/>
-                <w:sz w:val="19"/>
-                <w:szCs w:val="19"/>
-              </w:rPr>
-              <w:t xml:space="preserve">常時表示は数週間で「壁紙」になります。重要な連絡だけ色を変え、締切は動かして目に入るようにします。</w:t>
-            </w:r>
-          </w:p>
-        </w:tc>
-      </w:tr>
-    </w:tbl>
     <w:p>
       <w:pPr>
-        <w:pStyle w:val="Heading1"/>
-        <w:pBdr>
-          <w:bottom w:val="single" w:color="1B2430" w:sz="12" w:space="4"/>
-        </w:pBdr>
-        <w:spacing w:after="160" w:before="360"/>
+        <w:pStyle w:val="ListParagraph"/>
+        <w:numPr>
+          <w:ilvl w:val="0"/>
+          <w:numId w:val="2"/>
+        </w:numPr>
+        <w:spacing w:after="60" w:line="320"/>
       </w:pPr>
       <w:r>
         <w:rPr>
           <w:rFonts w:ascii="Yu Gothic" w:cs="Yu Gothic" w:eastAsia="Yu Gothic" w:hAnsi="Yu Gothic"/>
-          <w:b/>
-          <w:bCs/>
           <w:color w:val="1B2430"/>
-          <w:sz w:val="30"/>
-          <w:szCs w:val="30"/>
+          <w:sz w:val="21"/>
+          <w:szCs w:val="21"/>
         </w:rPr>
-        <w:t xml:space="preserve">6．準備するものと進め方</w:t>
+        <w:t xml:space="preserve">Chromeの全画面（キオスク）表示で、ダッシュボードのテレビ表示用URLを開く</w:t>
       </w:r>
     </w:p>
     <w:p>
@@ -2733,18 +2773,92 @@
           <w:sz w:val="24"/>
           <w:szCs w:val="24"/>
         </w:rPr>
-        <w:t xml:space="preserve">機器と構成</w:t>
+        <w:t xml:space="preserve">ダッシュボード側の改修</w:t>
       </w:r>
     </w:p>
     <w:p>
       <w:pPr>
+        <w:pStyle w:val="ListParagraph"/>
+        <w:numPr>
+          <w:ilvl w:val="0"/>
+          <w:numId w:val="2"/>
+        </w:numPr>
+        <w:spacing w:after="60" w:line="320"/>
+      </w:pPr>
+      <w:r>
+        <w:rPr>
+          <w:rFonts w:ascii="Yu Gothic" w:cs="Yu Gothic" w:eastAsia="Yu Gothic" w:hAnsi="Yu Gothic"/>
+          <w:color w:val="1B2430"/>
+          <w:sz w:val="21"/>
+          <w:szCs w:val="21"/>
+        </w:rPr>
+        <w:t xml:space="preserve">「テレビ表示モード」を追加（URLの末尾に ?mode=tv を付けたときだけ切り替わる）</w:t>
+      </w:r>
+    </w:p>
+    <w:p>
+      <w:pPr>
+        <w:pStyle w:val="ListParagraph"/>
+        <w:numPr>
+          <w:ilvl w:val="0"/>
+          <w:numId w:val="2"/>
+        </w:numPr>
+        <w:spacing w:after="60" w:line="320"/>
+      </w:pPr>
+      <w:r>
+        <w:rPr>
+          <w:rFonts w:ascii="Yu Gothic" w:cs="Yu Gothic" w:eastAsia="Yu Gothic" w:hAnsi="Yu Gothic"/>
+          <w:color w:val="1B2430"/>
+          <w:sz w:val="21"/>
+          <w:szCs w:val="21"/>
+        </w:rPr>
+        <w:t xml:space="preserve">表示項目の絞り込み、文字の拡大、3分ごとの自動更新、連絡欄の自動スクロール</w:t>
+      </w:r>
+    </w:p>
+    <w:p>
+      <w:pPr>
+        <w:pStyle w:val="ListParagraph"/>
+        <w:numPr>
+          <w:ilvl w:val="0"/>
+          <w:numId w:val="2"/>
+        </w:numPr>
+        <w:spacing w:after="60" w:line="320"/>
+      </w:pPr>
+      <w:r>
+        <w:rPr>
+          <w:rFonts w:ascii="Yu Gothic" w:cs="Yu Gothic" w:eastAsia="Yu Gothic" w:hAnsi="Yu Gothic"/>
+          <w:color w:val="1B2430"/>
+          <w:sz w:val="21"/>
+          <w:szCs w:val="21"/>
+        </w:rPr>
+        <w:t xml:space="preserve">既存の画面は変更なし。開発の目安は1〜2週間</w:t>
+      </w:r>
+    </w:p>
+    <w:p>
+      <w:pPr>
+        <w:pStyle w:val="Heading2"/>
+        <w:spacing w:after="100" w:before="200"/>
+      </w:pPr>
+      <w:r>
+        <w:rPr>
+          <w:rFonts w:ascii="Yu Gothic" w:cs="Yu Gothic" w:eastAsia="Yu Gothic" w:hAnsi="Yu Gothic"/>
+          <w:b/>
+          <w:bCs/>
+          <w:color w:val="2C5F8D"/>
+          <w:sz w:val="24"/>
+          <w:szCs w:val="24"/>
+        </w:rPr>
+        <w:t xml:space="preserve">進め方</w:t>
+      </w:r>
+    </w:p>
+    <w:p>
+      <w:pPr>
         <w:spacing w:after="80" w:before="120"/>
         <w:jc w:val="center"/>
       </w:pPr>
       <w:r>
         <w:drawing>
           <wp:inline distT="0" distB="0" distL="0" distR="0">
-            <wp:extent cx="5905500" cy="1209675"/>
+            <wp:extent cx="5905500" cy="876300"/>
             <wp:effectExtent t="0" r="0" b="0" l="0"/>
             <wp:docPr id="1" name="" descr="" title=""/>
             <wp:cNvGraphicFramePr>
@@ -2769,215 +2883,6 @@
                   <pic:spPr bwMode="auto">
                     <a:xfrm>
                       <a:off x="0" y="0"/>
-                      <a:ext cx="5905500" cy="1209675"/>
-                    </a:xfrm>
-                    <a:prstGeom prst="rect">
-                      <a:avLst/>
-                    </a:prstGeom>
-                  </pic:spPr>
-                </pic:pic>
-              </a:graphicData>
-            </a:graphic>
-          </wp:inline>
-        </w:drawing>
-      </w:r>
-    </w:p>
-    <w:p>
-      <w:pPr>
-        <w:spacing w:after="200"/>
-        <w:jc w:val="center"/>
-      </w:pPr>
-      <w:r>
-        <w:rPr>
-          <w:rFonts w:ascii="Yu Gothic" w:cs="Yu Gothic" w:eastAsia="Yu Gothic" w:hAnsi="Yu Gothic"/>
-          <w:color w:val="7C8794"/>
-          <w:sz w:val="17"/>
-          <w:szCs w:val="17"/>
-        </w:rPr>
-        <w:t xml:space="preserve">図4　機器の構成</w:t>
-      </w:r>
-    </w:p>
-    <w:p>
-      <w:pPr>
-        <w:pStyle w:val="ListParagraph"/>
-        <w:numPr>
-          <w:ilvl w:val="0"/>
-          <w:numId w:val="2"/>
-        </w:numPr>
-        <w:spacing w:after="60" w:line="320"/>
-      </w:pPr>
-      <w:r>
-        <w:rPr>
-          <w:rFonts w:ascii="Yu Gothic" w:cs="Yu Gothic" w:eastAsia="Yu Gothic" w:hAnsi="Yu Gothic"/>
-          <w:color w:val="1B2430"/>
-          <w:sz w:val="21"/>
-          <w:szCs w:val="21"/>
-        </w:rPr>
-        <w:t xml:space="preserve">テレビ（43〜50型、HDMI入力）</w:t>
-      </w:r>
-    </w:p>
-    <w:p>
-      <w:pPr>
-        <w:pStyle w:val="ListParagraph"/>
-        <w:numPr>
-          <w:ilvl w:val="0"/>
-          <w:numId w:val="2"/>
-        </w:numPr>
-        <w:spacing w:after="60" w:line="320"/>
-      </w:pPr>
-      <w:r>
-        <w:rPr>
-          <w:rFonts w:ascii="Yu Gothic" w:cs="Yu Gothic" w:eastAsia="Yu Gothic" w:hAnsi="Yu Gothic"/>
-          <w:color w:val="1B2430"/>
-          <w:sz w:val="21"/>
-          <w:szCs w:val="21"/>
-        </w:rPr>
-        <w:t xml:space="preserve">表示用端末：余っているノートPC、または Chromecast with Google TV など</w:t>
-      </w:r>
-    </w:p>
-    <w:p>
-      <w:pPr>
-        <w:pStyle w:val="ListParagraph"/>
-        <w:numPr>
-          <w:ilvl w:val="0"/>
-          <w:numId w:val="2"/>
-        </w:numPr>
-        <w:spacing w:after="60" w:line="320"/>
-      </w:pPr>
-      <w:r>
-        <w:rPr>
-          <w:rFonts w:ascii="Yu Gothic" w:cs="Yu Gothic" w:eastAsia="Yu Gothic" w:hAnsi="Yu Gothic"/>
-          <w:color w:val="1B2430"/>
-          <w:sz w:val="21"/>
-          <w:szCs w:val="21"/>
-        </w:rPr>
-        <w:t xml:space="preserve">Chromeの全画面（キオスク）表示で、ダッシュボードのテレビ表示用URLを開く</w:t>
-      </w:r>
-    </w:p>
-    <w:p>
-      <w:pPr>
-        <w:pStyle w:val="Heading2"/>
-        <w:spacing w:after="100" w:before="200"/>
-      </w:pPr>
-      <w:r>
-        <w:rPr>
-          <w:rFonts w:ascii="Yu Gothic" w:cs="Yu Gothic" w:eastAsia="Yu Gothic" w:hAnsi="Yu Gothic"/>
-          <w:b/>
-          <w:bCs/>
-          <w:color w:val="2C5F8D"/>
-          <w:sz w:val="24"/>
-          <w:szCs w:val="24"/>
-        </w:rPr>
-        <w:t xml:space="preserve">ダッシュボード側の改修</w:t>
-      </w:r>
-    </w:p>
-    <w:p>
-      <w:pPr>
-        <w:pStyle w:val="ListParagraph"/>
-        <w:numPr>
-          <w:ilvl w:val="0"/>
-          <w:numId w:val="2"/>
-        </w:numPr>
-        <w:spacing w:after="60" w:line="320"/>
-      </w:pPr>
-      <w:r>
-        <w:rPr>
-          <w:rFonts w:ascii="Yu Gothic" w:cs="Yu Gothic" w:eastAsia="Yu Gothic" w:hAnsi="Yu Gothic"/>
-          <w:color w:val="1B2430"/>
-          <w:sz w:val="21"/>
-          <w:szCs w:val="21"/>
-        </w:rPr>
-        <w:t xml:space="preserve">「テレビ表示モード」を追加（URLの末尾に ?mode=tv を付けたときだけ切り替わる）</w:t>
-      </w:r>
-    </w:p>
-    <w:p>
-      <w:pPr>
-        <w:pStyle w:val="ListParagraph"/>
-        <w:numPr>
-          <w:ilvl w:val="0"/>
-          <w:numId w:val="2"/>
-        </w:numPr>
-        <w:spacing w:after="60" w:line="320"/>
-      </w:pPr>
-      <w:r>
-        <w:rPr>
-          <w:rFonts w:ascii="Yu Gothic" w:cs="Yu Gothic" w:eastAsia="Yu Gothic" w:hAnsi="Yu Gothic"/>
-          <w:color w:val="1B2430"/>
-          <w:sz w:val="21"/>
-          <w:szCs w:val="21"/>
-        </w:rPr>
-        <w:t xml:space="preserve">表示項目の絞り込み、文字の拡大、3分ごとの自動更新、連絡欄の自動スクロール、時間帯切替</w:t>
-      </w:r>
-    </w:p>
-    <w:p>
-      <w:pPr>
-        <w:pStyle w:val="ListParagraph"/>
-        <w:numPr>
-          <w:ilvl w:val="0"/>
-          <w:numId w:val="2"/>
-        </w:numPr>
-        <w:spacing w:after="60" w:line="320"/>
-      </w:pPr>
-      <w:r>
-        <w:rPr>
-          <w:rFonts w:ascii="Yu Gothic" w:cs="Yu Gothic" w:eastAsia="Yu Gothic" w:hAnsi="Yu Gothic"/>
-          <w:color w:val="1B2430"/>
-          <w:sz w:val="21"/>
-          <w:szCs w:val="21"/>
-        </w:rPr>
-        <w:t xml:space="preserve">既存の画面は変更なし。開発の目安は1〜2週間</w:t>
-      </w:r>
-    </w:p>
-    <w:p>
-      <w:pPr>
-        <w:pStyle w:val="Heading2"/>
-        <w:spacing w:after="100" w:before="200"/>
-      </w:pPr>
-      <w:r>
-        <w:rPr>
-          <w:rFonts w:ascii="Yu Gothic" w:cs="Yu Gothic" w:eastAsia="Yu Gothic" w:hAnsi="Yu Gothic"/>
-          <w:b/>
-          <w:bCs/>
-          <w:color w:val="2C5F8D"/>
-          <w:sz w:val="24"/>
-          <w:szCs w:val="24"/>
-        </w:rPr>
-        <w:t xml:space="preserve">進め方</w:t>
-      </w:r>
-    </w:p>
-    <w:p>
-      <w:pPr>
-        <w:spacing w:after="80" w:before="120"/>
-        <w:jc w:val="center"/>
-      </w:pPr>
-      <w:r>
-        <w:drawing>
-          <wp:inline distT="0" distB="0" distL="0" distR="0">
-            <wp:extent cx="5905500" cy="876300"/>
-            <wp:effectExtent t="0" r="0" b="0" l="0"/>
-            <wp:docPr id="1" name="" descr="" title=""/>
-            <wp:cNvGraphicFramePr>
-              <a:graphicFrameLocks xmlns:a="http://schemas.openxmlformats.org/drawingml/2006/main" noChangeAspect="1"/>
-            </wp:cNvGraphicFramePr>
-            <a:graphic xmlns:a="http://schemas.openxmlformats.org/drawingml/2006/main">
-              <a:graphicData uri="http://schemas.openxmlformats.org/drawingml/2006/picture">
-                <pic:pic xmlns:pic="http://schemas.openxmlformats.org/drawingml/2006/picture">
-                  <pic:nvPicPr>
-                    <pic:cNvPr id="0" name="" descr=""/>
-                    <pic:cNvPicPr>
-                      <a:picLocks noChangeAspect="1" noChangeArrowheads="1"/>
-                    </pic:cNvPicPr>
-                  </pic:nvPicPr>
-                  <pic:blipFill>
-                    <a:blip r:embed="rId13" cstate="none"/>
-                    <a:srcRect/>
-                    <a:stretch>
-                      <a:fillRect/>
-                    </a:stretch>
-                  </pic:blipFill>
-                  <pic:spPr bwMode="auto">
-                    <a:xfrm>
-                      <a:off x="0" y="0"/>
                       <a:ext cx="5905500" cy="876300"/>
                     </a:xfrm>
                     <a:prstGeom prst="rect">
@@ -3003,7 +2908,7 @@
           <w:sz w:val="17"/>
           <w:szCs w:val="17"/>
         </w:rPr>
-        <w:t xml:space="preserve">図5　合意から見直しまで</w:t>
+        <w:t xml:space="preserve">図4　合意から見直しまで</w:t>
       </w:r>
     </w:p>
     <w:p>
@@ -3023,7 +2928,7 @@
           <w:sz w:val="30"/>
           <w:szCs w:val="30"/>
         </w:rPr>
-        <w:t xml:space="preserve">7．部会で決めたいこと</w:t>
+        <w:t xml:space="preserve">6．部会で決めたいこと</w:t>
       </w:r>
     </w:p>
     <w:tbl>

--- a/docs/職員室テレビ表示案.docx
+++ b/docs/職員室テレビ表示案.docx
@@ -723,7 +723,7 @@
                 <w:sz w:val="19"/>
                 <w:szCs w:val="19"/>
               </w:rPr>
-              <w:t xml:space="preserve">確認忘れを減らす。入りきらない分は自動でゆっくりスクロールして繰り返す</w:t>
+              <w:t xml:space="preserve">確認忘れを減らす。入りきらない分は3件ずつの画面に分け、自動で切り替えて表示</w:t>
             </w:r>
           </w:p>
         </w:tc>
@@ -943,7 +943,7 @@
           <w:sz w:val="21"/>
           <w:szCs w:val="21"/>
         </w:rPr>
-        <w:t xml:space="preserve">連絡事項が6件を超えて画面に収まらない日は、中央列を自動でゆっくり下にスクロールします。1周30〜40秒を目安に、上に戻ったところで2〜3秒静止してから再び流れる形にし、通りがかりでも読み進められるようにします。</w:t>
+        <w:t xml:space="preserve">連絡事項が6件を超えて画面に収まらない日は、中央列を3件ずつの画面に分け、自動で切り替えて表示します。1画面あたり10秒前後を目安に、文字が止まった状態で読み終えてから次の画面に変わる形にし、通りがかりでも読みやすくします。右下の小さな点は、いま何番目の画面かを示します。</w:t>
       </w:r>
     </w:p>
     <w:p>
@@ -1418,7 +1418,7 @@
                 <w:sz w:val="19"/>
                 <w:szCs w:val="19"/>
               </w:rPr>
-              <w:t xml:space="preserve">優先順（校長・教頭・教務主任・重要）で先頭6件。「生徒指導」タグの連絡は生徒個人に関わるため表示しません。本文は80字で切り、続きは各自のPCで読みます。6件で画面に収まらない場合は自動でゆっくりスクロールして繰り返します。</w:t>
+              <w:t xml:space="preserve">優先順（校長・教頭・教務主任・重要）で先頭6件。「生徒指導」タグの連絡は生徒個人に関わるため表示しません。本文は80字で切り、続きは各自のPCで読みます。6件で画面に収まらない場合は3件ずつの画面に分け、自動で切り替えて表示します。</w:t>
             </w:r>
           </w:p>
         </w:tc>
@@ -2811,7 +2811,7 @@
           <w:sz w:val="21"/>
           <w:szCs w:val="21"/>
         </w:rPr>
-        <w:t xml:space="preserve">表示項目の絞り込み、文字の拡大、3分ごとの自動更新、連絡欄の自動スクロール</w:t>
+        <w:t xml:space="preserve">表示項目の絞り込み、文字の拡大、3分ごとの自動更新、連絡欄の自動切り替え表示</w:t>
       </w:r>
     </w:p>
     <w:p>
@@ -3266,7 +3266,7 @@
                 <w:sz w:val="21"/>
                 <w:szCs w:val="21"/>
               </w:rPr>
-              <w:t xml:space="preserve">連絡の表示件数とスクロール速さ</w:t>
+              <w:t xml:space="preserve">連絡の表示件数と切り替え間隔</w:t>
             </w:r>
           </w:p>
           <w:p>
@@ -3280,7 +3280,7 @@
                 <w:sz w:val="19"/>
                 <w:szCs w:val="19"/>
               </w:rPr>
-              <w:t xml:space="preserve">先頭6件を自動でゆっくりスクロールして繰り返す形でよいか。1周30〜40秒を目安にするが、実際に見て調整してよいか。</w:t>
+              <w:t xml:space="preserve">先頭6件を3件ずつ、自動で画面切り替えする形でよいか。1画面あたり10秒前後を目安にするが、実際に見て調整してよいか。</w:t>
             </w:r>
           </w:p>
         </w:tc>

--- a/docs/職員室テレビ表示案.docx
+++ b/docs/職員室テレビ表示案.docx
@@ -723,7 +723,7 @@
                 <w:sz w:val="19"/>
                 <w:szCs w:val="19"/>
               </w:rPr>
-              <w:t xml:space="preserve">確認忘れを減らす。入りきらない分は3件ずつの画面に分け、自動で切り替えて表示</w:t>
+              <w:t xml:space="preserve">確認忘れを減らす。画面に収まる日は静止表示のまま。収まらない日だけ自動で複数画面に分けて切り替え</w:t>
             </w:r>
           </w:p>
         </w:tc>
@@ -943,7 +943,7 @@
           <w:sz w:val="21"/>
           <w:szCs w:val="21"/>
         </w:rPr>
-        <w:t xml:space="preserve">連絡事項が6件を超えて画面に収まらない日は、中央列を3件ずつの画面に分け、自動で切り替えて表示します。1画面あたり10秒前後を目安に、文字が止まった状態で読み終えてから次の画面に変わる形にし、通りがかりでも読みやすくします。右下の小さな点は、いま何番目の画面かを示します。</w:t>
+        <w:t xml:space="preserve">連絡事項の件数が少なく1画面に収まる日は、切り替えを一切行わず静止表示のままにします。文字量が多く収まらない日だけ、実際の高さを測って中央列を自動で複数画面に分け、切り替えて表示します。1画面あたり10秒前後を目安に、文字が止まった状態で読み終えてから次の画面に変わる形にし、通りがかりでも読みやすくします。右下の小さな点は、いま何番目の画面かを示します。</w:t>
       </w:r>
     </w:p>
     <w:p>
@@ -1418,7 +1418,7 @@
                 <w:sz w:val="19"/>
                 <w:szCs w:val="19"/>
               </w:rPr>
-              <w:t xml:space="preserve">優先順（校長・教頭・教務主任・重要）で先頭6件。「生徒指導」タグの連絡は生徒個人に関わるため表示しません。本文は80字で切り、続きは各自のPCで読みます。6件で画面に収まらない場合は3件ずつの画面に分け、自動で切り替えて表示します。</w:t>
+              <w:t xml:space="preserve">優先順（校長・教頭・教務主任・重要）で先頭6件。「生徒指導」タグの連絡は生徒個人に関わるため表示しません。本文は80字で切り、続きは各自のPCで読みます。画面に収まる日は静止表示のまま。収まらない日だけ、実際の高さを測って自動で複数画面に分けて切り替えます。</w:t>
             </w:r>
           </w:p>
         </w:tc>
@@ -2811,7 +2811,7 @@
           <w:sz w:val="21"/>
           <w:szCs w:val="21"/>
         </w:rPr>
-        <w:t xml:space="preserve">表示項目の絞り込み、文字の拡大、3分ごとの自動更新、連絡欄の自動切り替え表示</w:t>
+        <w:t xml:space="preserve">表示項目の絞り込み、文字の拡大、3分ごとの自動更新、連絡欄は収まらないときだけ自動で画面切り替え</w:t>
       </w:r>
     </w:p>
     <w:p>
@@ -3280,7 +3280,7 @@
                 <w:sz w:val="19"/>
                 <w:szCs w:val="19"/>
               </w:rPr>
-              <w:t xml:space="preserve">先頭6件を3件ずつ、自動で画面切り替えする形でよいか。1画面あたり10秒前後を目安にするが、実際に見て調整してよいか。</w:t>
+              <w:t xml:space="preserve">先頭6件までとし、画面に収まらないときだけ自動で複数画面に分けて切り替える形でよいか。1画面あたり10秒前後を目安にするが、実際に見て調整してよいか。</w:t>
             </w:r>
           </w:p>
         </w:tc>
